--- a/tillsyn/A 26031-2026 tillsynsbegäran.docx
+++ b/tillsyn/A 26031-2026 tillsynsbegäran.docx
@@ -613,7 +613,7 @@
     <w:r>
       <w:tab/>
       <w:tab/>
-      <w:t>2026-06-18</w:t>
+      <w:t>2026-06-19</w:t>
       <w:br/>
       <w:br/>
     </w:r>

--- a/tillsyn/A 26031-2026 tillsynsbegäran.docx
+++ b/tillsyn/A 26031-2026 tillsynsbegäran.docx
@@ -613,7 +613,7 @@
     <w:r>
       <w:tab/>
       <w:tab/>
-      <w:t>2026-06-19</w:t>
+      <w:t>2026-06-20</w:t>
       <w:br/>
       <w:br/>
     </w:r>

--- a/tillsyn/A 26031-2026 tillsynsbegäran.docx
+++ b/tillsyn/A 26031-2026 tillsynsbegäran.docx
@@ -12,10 +12,7 @@
     </w:p>
     <w:p>
       <w:r>
-        <w:t>Detta dokument behandlar höga naturvärden i avverkningsanmälan A 26031-2026 i Borlänge kommun som inkom 2026-06-08 och omfattar 1,8 ha.</w:t>
-      </w:r>
-      <w:r>
-        <w:t xml:space="preserve"> I Figur 1 visas fyndplatser för naturvårdsarter i området, som finns registrerade på Artportalen.</w:t>
+        <w:t>Denna tillsynsbegäran behandlar höga naturvärden i avverkningsanmälan A 26031-2026 i Borlänge kommun som inkom 2026-06-08 och omfattar 1,8 ha.</w:t>
       </w:r>
     </w:p>
     <w:p>
@@ -63,7 +60,20 @@
         <w:spacing w:after="240"/>
       </w:pPr>
       <w:r>
-        <w:t>Figur 1. Fyndplatser för naturvårdsarter inom 25 meter från avverkningsanmälan (röd linje). Inom parentes anges rödlistekategorier, S för signalarter, Tför typiska arter och fridlysningsparagrafer i artskyddsförordningen.Markörer utan svart kant är placerade på fyndplatsen. Markörer med svart kant är placerade vid sidan av fyndplatsen och har ett svart streck som visar fyndplatsens exakta position. Kartans mittpunktskoordinat är N 6719227, E 518131 i SWEREF 99 TM.</w:t>
+        <w:t>Figur 1. Fyndplatser för naturvårdsarter inom 25 meter från avverkningsanmälan. Markörer utan svart kant är placerade på fyndplatsen. Markörer med svart kant är placerade vid sidan av fyndplatsen har ett svart streck som visar fyndplatsens exakta position. Kartans mittpunktskoordinat är N 6719227, E 518131 i SWEREF 99 TM.</w:t>
+      </w:r>
+    </w:p>
+    <w:p>
+      <w:r>
+        <w:t>Inom 25 meter från avverkningsanmälan finns fynd av 4 naturvårdsarter, varav 1 är rödlistad, 1 är typisk (T) och 3 är signalarter (S): flodpärlmussla (EN), björksplintborre (S), mindre märgborre (S, T) och vågbandad barkbock (S). Se Figur 1.</w:t>
+      </w:r>
+    </w:p>
+    <w:p>
+      <w:pPr>
+        <w:pStyle w:val="Heading1"/>
+      </w:pPr>
+      <w:r>
+        <w:t>Tillsynsbegäran</w:t>
       </w:r>
     </w:p>
     <w:p>
@@ -77,37 +87,16 @@
       </w:r>
     </w:p>
     <w:p>
-      <w:r>
-        <w:t>Nedan beskrivs fynd av naturvårdsarter som gjorts i det avverkningsanmälda området. I BILAGA 1 finns artfakta om rödlistade arter.</w:t>
-      </w:r>
-    </w:p>
-    <w:p>
       <w:pPr>
         <w:pStyle w:val="Heading1"/>
       </w:pPr>
       <w:r>
-        <w:t>Naturvårdsarter</w:t>
+        <w:t>Naturvårdsarter och fridlysta arter</w:t>
       </w:r>
     </w:p>
     <w:p>
       <w:r>
-        <w:t>Inom 25 meter från avverkningsanmälan har följande 4 naturvårdsarter hittats: flodpärlmussla (EN), björksplintborre (S), mindre märgborre (S, T) och vågbandad barkbock (S). Av dessa är 1 rödlistade. För rödlistade arter har rödlistekategorin angivits inom parentes. Arter som är signalarter enligt Skogsstyrelsen har markerats med (S). Typiska arter inom Natura 2000 som är kopplade till skogsekosystem har markerats med (T).</w:t>
-      </w:r>
-    </w:p>
-    <w:p>
-      <w:r>
-        <w:t>De påträffade naturvårdsarterna är ett tydligt kvitto på att det rör sig om en skog med höga naturvärden.</w:t>
-      </w:r>
-    </w:p>
-    <w:p>
-      <w:r>
-        <w:rPr>
-          <w:b/>
-        </w:rPr>
-        <w:t xml:space="preserve">Björksplintborre </w:t>
-      </w:r>
-      <w:r>
-        <w:t>är en skalbagge vars larvutveckling sker i bark på nyligen döda björkar, både stående träd och vindfällen. En prydlig rad med runda ventilationshål i barken ovanför modergången är synnerligen karaktäristiskt. Arten är knuten till lövrika blandskogar med en hög andel gamla träd, och starkt gynnad av naturliga störningar som torka, översvämningar, brand och stormfällningar. Talrika gnagspår kan tyda på biotoper med höga naturvärden, exempelvis för ovanliga hackspettar och andra, mer sällsynta vedinsekter. Larverna är omtyckt hackspettsföda (SLU Artdatabanken, 2025).</w:t>
+        <w:t>Nedan följer beskrivningar av de naturvårdsarter och fridlysta arter som har sina livsmiljöer och växtplatser i den avverkningsanmälda skogen. Se även ytterligare artfakta i BILAGA 1. De påträffade naturvårdsarterna är ett tydligt kvitto på att det rör sig om en skog med höga naturvärden.</w:t>
       </w:r>
     </w:p>
     <w:p>
@@ -134,6 +123,17 @@
     <w:p>
       <w:r>
         <w:t>Studier utförda i Finland visar att intill små vattendrag räcker det inte med en 30 meter bred skyddszon för att skydda dess mikroklimat (Lind, L. et al; SLU FaktaSkog nr 5, 2020). Vid tillämpning av försiktighetsprincipen enligt 2 kap. 3 § miljöbalken bör sålunda minst 50 meters buffertzon lämnas intill mindre vattendrag och finns det flodpärlmussla (EN, §4a) i ett vattendrag bör skyddszonerna följaktligen vara ännu större.</w:t>
+      </w:r>
+    </w:p>
+    <w:p>
+      <w:r>
+        <w:rPr>
+          <w:b/>
+        </w:rPr>
+        <w:t xml:space="preserve">Björksplintborre </w:t>
+      </w:r>
+      <w:r>
+        <w:t>är en skalbagge vars larvutveckling sker i bark på nyligen döda björkar, både stående träd och vindfällen. En prydlig rad med runda ventilationshål i barken ovanför modergången är synnerligen karaktäristiskt. Arten är knuten till lövrika blandskogar med en hög andel gamla träd, och starkt gynnad av naturliga störningar som torka, översvämningar, brand och stormfällningar. Talrika gnagspår kan tyda på biotoper med höga naturvärden, exempelvis för ovanliga hackspettar och andra, mer sällsynta vedinsekter. Larverna är omtyckt hackspettsföda (SLU Artdatabanken, 2025).</w:t>
       </w:r>
     </w:p>
     <w:p>
@@ -613,7 +613,7 @@
     <w:r>
       <w:tab/>
       <w:tab/>
-      <w:t>2026-06-20</w:t>
+      <w:t>2026-06-21</w:t>
       <w:br/>
       <w:br/>
     </w:r>

--- a/tillsyn/A 26031-2026 tillsynsbegäran.docx
+++ b/tillsyn/A 26031-2026 tillsynsbegäran.docx
@@ -613,7 +613,7 @@
     <w:r>
       <w:tab/>
       <w:tab/>
-      <w:t>2026-06-21</w:t>
+      <w:t>2026-06-22</w:t>
       <w:br/>
       <w:br/>
     </w:r>

--- a/tillsyn/A 26031-2026 tillsynsbegäran.docx
+++ b/tillsyn/A 26031-2026 tillsynsbegäran.docx
@@ -613,7 +613,7 @@
     <w:r>
       <w:tab/>
       <w:tab/>
-      <w:t>2026-06-22</w:t>
+      <w:t>2026-06-23</w:t>
       <w:br/>
       <w:br/>
     </w:r>

--- a/tillsyn/A 26031-2026 tillsynsbegäran.docx
+++ b/tillsyn/A 26031-2026 tillsynsbegäran.docx
@@ -613,7 +613,7 @@
     <w:r>
       <w:tab/>
       <w:tab/>
-      <w:t>2026-06-23</w:t>
+      <w:t>2026-06-24</w:t>
       <w:br/>
       <w:br/>
     </w:r>

--- a/tillsyn/A 26031-2026 tillsynsbegäran.docx
+++ b/tillsyn/A 26031-2026 tillsynsbegäran.docx
@@ -613,7 +613,7 @@
     <w:r>
       <w:tab/>
       <w:tab/>
-      <w:t>2026-06-24</w:t>
+      <w:t>2026-06-25</w:t>
       <w:br/>
       <w:br/>
     </w:r>

--- a/tillsyn/A 26031-2026 tillsynsbegäran.docx
+++ b/tillsyn/A 26031-2026 tillsynsbegäran.docx
@@ -613,7 +613,7 @@
     <w:r>
       <w:tab/>
       <w:tab/>
-      <w:t>2026-06-25</w:t>
+      <w:t>2026-06-26</w:t>
       <w:br/>
       <w:br/>
     </w:r>

--- a/tillsyn/A 26031-2026 tillsynsbegäran.docx
+++ b/tillsyn/A 26031-2026 tillsynsbegäran.docx
@@ -613,7 +613,7 @@
     <w:r>
       <w:tab/>
       <w:tab/>
-      <w:t>2026-06-26</w:t>
+      <w:t>2026-06-27</w:t>
       <w:br/>
       <w:br/>
     </w:r>

--- a/tillsyn/A 26031-2026 tillsynsbegäran.docx
+++ b/tillsyn/A 26031-2026 tillsynsbegäran.docx
@@ -613,7 +613,7 @@
     <w:r>
       <w:tab/>
       <w:tab/>
-      <w:t>2026-06-27</w:t>
+      <w:t>2026-06-28</w:t>
       <w:br/>
       <w:br/>
     </w:r>

--- a/tillsyn/A 26031-2026 tillsynsbegäran.docx
+++ b/tillsyn/A 26031-2026 tillsynsbegäran.docx
@@ -613,7 +613,7 @@
     <w:r>
       <w:tab/>
       <w:tab/>
-      <w:t>2026-06-28</w:t>
+      <w:t>2026-06-29</w:t>
       <w:br/>
       <w:br/>
     </w:r>

--- a/tillsyn/A 26031-2026 tillsynsbegäran.docx
+++ b/tillsyn/A 26031-2026 tillsynsbegäran.docx
@@ -613,7 +613,7 @@
     <w:r>
       <w:tab/>
       <w:tab/>
-      <w:t>2026-06-29</w:t>
+      <w:t>2026-06-30</w:t>
       <w:br/>
       <w:br/>
     </w:r>

--- a/tillsyn/A 26031-2026 tillsynsbegäran.docx
+++ b/tillsyn/A 26031-2026 tillsynsbegäran.docx
@@ -613,7 +613,7 @@
     <w:r>
       <w:tab/>
       <w:tab/>
-      <w:t>2026-06-30</w:t>
+      <w:t>2026-07-01</w:t>
       <w:br/>
       <w:br/>
     </w:r>

--- a/tillsyn/A 26031-2026 tillsynsbegäran.docx
+++ b/tillsyn/A 26031-2026 tillsynsbegäran.docx
@@ -613,7 +613,7 @@
     <w:r>
       <w:tab/>
       <w:tab/>
-      <w:t>2026-07-01</w:t>
+      <w:t>2026-07-02</w:t>
       <w:br/>
       <w:br/>
     </w:r>

--- a/tillsyn/A 26031-2026 tillsynsbegäran.docx
+++ b/tillsyn/A 26031-2026 tillsynsbegäran.docx
@@ -613,7 +613,7 @@
     <w:r>
       <w:tab/>
       <w:tab/>
-      <w:t>2026-07-13</w:t>
+      <w:t>2026-07-14</w:t>
       <w:br/>
       <w:br/>
     </w:r>

--- a/tillsyn/A 26031-2026 tillsynsbegäran.docx
+++ b/tillsyn/A 26031-2026 tillsynsbegäran.docx
@@ -613,7 +613,7 @@
     <w:r>
       <w:tab/>
       <w:tab/>
-      <w:t>2026-07-14</w:t>
+      <w:t>2026-07-15</w:t>
       <w:br/>
       <w:br/>
     </w:r>

--- a/tillsyn/A 26031-2026 tillsynsbegäran.docx
+++ b/tillsyn/A 26031-2026 tillsynsbegäran.docx
@@ -613,7 +613,7 @@
     <w:r>
       <w:tab/>
       <w:tab/>
-      <w:t>2026-07-15</w:t>
+      <w:t>2026-07-16</w:t>
       <w:br/>
       <w:br/>
     </w:r>

--- a/tillsyn/A 26031-2026 tillsynsbegäran.docx
+++ b/tillsyn/A 26031-2026 tillsynsbegäran.docx
@@ -613,7 +613,7 @@
     <w:r>
       <w:tab/>
       <w:tab/>
-      <w:t>2026-07-16</w:t>
+      <w:t>2026-07-17</w:t>
       <w:br/>
       <w:br/>
     </w:r>

--- a/tillsyn/A 26031-2026 tillsynsbegäran.docx
+++ b/tillsyn/A 26031-2026 tillsynsbegäran.docx
@@ -613,7 +613,7 @@
     <w:r>
       <w:tab/>
       <w:tab/>
-      <w:t>2026-07-17</w:t>
+      <w:t>2026-07-18</w:t>
       <w:br/>
       <w:br/>
     </w:r>

--- a/tillsyn/A 26031-2026 tillsynsbegäran.docx
+++ b/tillsyn/A 26031-2026 tillsynsbegäran.docx
@@ -613,7 +613,7 @@
     <w:r>
       <w:tab/>
       <w:tab/>
-      <w:t>2026-07-18</w:t>
+      <w:t>2026-07-19</w:t>
       <w:br/>
       <w:br/>
     </w:r>

--- a/tillsyn/A 26031-2026 tillsynsbegäran.docx
+++ b/tillsyn/A 26031-2026 tillsynsbegäran.docx
@@ -613,7 +613,7 @@
     <w:r>
       <w:tab/>
       <w:tab/>
-      <w:t>2026-07-19</w:t>
+      <w:t>2026-07-20</w:t>
       <w:br/>
       <w:br/>
     </w:r>

--- a/tillsyn/A 26031-2026 tillsynsbegäran.docx
+++ b/tillsyn/A 26031-2026 tillsynsbegäran.docx
@@ -613,7 +613,7 @@
     <w:r>
       <w:tab/>
       <w:tab/>
-      <w:t>2026-07-20</w:t>
+      <w:t>2026-07-21</w:t>
       <w:br/>
       <w:br/>
     </w:r>

--- a/tillsyn/A 26031-2026 tillsynsbegäran.docx
+++ b/tillsyn/A 26031-2026 tillsynsbegäran.docx
@@ -613,7 +613,7 @@
     <w:r>
       <w:tab/>
       <w:tab/>
-      <w:t>2026-07-21</w:t>
+      <w:t>2026-07-22</w:t>
       <w:br/>
       <w:br/>
     </w:r>

--- a/tillsyn/A 26031-2026 tillsynsbegäran.docx
+++ b/tillsyn/A 26031-2026 tillsynsbegäran.docx
@@ -613,7 +613,7 @@
     <w:r>
       <w:tab/>
       <w:tab/>
-      <w:t>2026-07-22</w:t>
+      <w:t>2026-07-23</w:t>
       <w:br/>
       <w:br/>
     </w:r>

--- a/tillsyn/A 26031-2026 tillsynsbegäran.docx
+++ b/tillsyn/A 26031-2026 tillsynsbegäran.docx
@@ -613,7 +613,7 @@
     <w:r>
       <w:tab/>
       <w:tab/>
-      <w:t>2026-07-23</w:t>
+      <w:t>2026-07-24</w:t>
       <w:br/>
       <w:br/>
     </w:r>

--- a/tillsyn/A 26031-2026 tillsynsbegäran.docx
+++ b/tillsyn/A 26031-2026 tillsynsbegäran.docx
@@ -613,7 +613,7 @@
     <w:r>
       <w:tab/>
       <w:tab/>
-      <w:t>2026-07-24</w:t>
+      <w:t>2026-07-25</w:t>
       <w:br/>
       <w:br/>
     </w:r>

--- a/tillsyn/A 26031-2026 tillsynsbegäran.docx
+++ b/tillsyn/A 26031-2026 tillsynsbegäran.docx
@@ -613,7 +613,7 @@
     <w:r>
       <w:tab/>
       <w:tab/>
-      <w:t>2026-07-25</w:t>
+      <w:t>2026-07-26</w:t>
       <w:br/>
       <w:br/>
     </w:r>

--- a/tillsyn/A 26031-2026 tillsynsbegäran.docx
+++ b/tillsyn/A 26031-2026 tillsynsbegäran.docx
@@ -613,7 +613,7 @@
     <w:r>
       <w:tab/>
       <w:tab/>
-      <w:t>2026-07-26</w:t>
+      <w:t>2026-07-27</w:t>
       <w:br/>
       <w:br/>
     </w:r>

--- a/tillsyn/A 26031-2026 tillsynsbegäran.docx
+++ b/tillsyn/A 26031-2026 tillsynsbegäran.docx
@@ -613,7 +613,7 @@
     <w:r>
       <w:tab/>
       <w:tab/>
-      <w:t>2026-07-27</w:t>
+      <w:t>2026-07-28</w:t>
       <w:br/>
       <w:br/>
     </w:r>

--- a/tillsyn/A 26031-2026 tillsynsbegäran.docx
+++ b/tillsyn/A 26031-2026 tillsynsbegäran.docx
@@ -613,7 +613,7 @@
     <w:r>
       <w:tab/>
       <w:tab/>
-      <w:t>2026-07-28</w:t>
+      <w:t>2026-07-29</w:t>
       <w:br/>
       <w:br/>
     </w:r>

--- a/tillsyn/A 26031-2026 tillsynsbegäran.docx
+++ b/tillsyn/A 26031-2026 tillsynsbegäran.docx
@@ -613,7 +613,7 @@
     <w:r>
       <w:tab/>
       <w:tab/>
-      <w:t>2026-07-29</w:t>
+      <w:t>2026-07-30</w:t>
       <w:br/>
       <w:br/>
     </w:r>

--- a/tillsyn/A 26031-2026 tillsynsbegäran.docx
+++ b/tillsyn/A 26031-2026 tillsynsbegäran.docx
@@ -613,7 +613,7 @@
     <w:r>
       <w:tab/>
       <w:tab/>
-      <w:t>2026-07-30</w:t>
+      <w:t>2026-07-31</w:t>
       <w:br/>
       <w:br/>
     </w:r>

--- a/tillsyn/A 26031-2026 tillsynsbegäran.docx
+++ b/tillsyn/A 26031-2026 tillsynsbegäran.docx
@@ -613,7 +613,7 @@
     <w:r>
       <w:tab/>
       <w:tab/>
-      <w:t>2026-07-31</w:t>
+      <w:t>2026-08-01</w:t>
       <w:br/>
       <w:br/>
     </w:r>

--- a/tillsyn/A 26031-2026 tillsynsbegäran.docx
+++ b/tillsyn/A 26031-2026 tillsynsbegäran.docx
@@ -613,7 +613,7 @@
     <w:r>
       <w:tab/>
       <w:tab/>
-      <w:t>2026-08-01</w:t>
+      <w:t>2026-08-02</w:t>
       <w:br/>
       <w:br/>
     </w:r>

--- a/tillsyn/A 26031-2026 tillsynsbegäran.docx
+++ b/tillsyn/A 26031-2026 tillsynsbegäran.docx
@@ -613,7 +613,7 @@
     <w:r>
       <w:tab/>
       <w:tab/>
-      <w:t>2026-08-02</w:t>
+      <w:t>2026-08-03</w:t>
       <w:br/>
       <w:br/>
     </w:r>

--- a/tillsyn/A 26031-2026 tillsynsbegäran.docx
+++ b/tillsyn/A 26031-2026 tillsynsbegäran.docx
@@ -613,7 +613,7 @@
     <w:r>
       <w:tab/>
       <w:tab/>
-      <w:t>2026-08-03</w:t>
+      <w:t>2026-08-04</w:t>
       <w:br/>
       <w:br/>
     </w:r>

--- a/tillsyn/A 26031-2026 tillsynsbegäran.docx
+++ b/tillsyn/A 26031-2026 tillsynsbegäran.docx
@@ -613,7 +613,7 @@
     <w:r>
       <w:tab/>
       <w:tab/>
-      <w:t>2026-08-04</w:t>
+      <w:t>2026-08-05</w:t>
       <w:br/>
       <w:br/>
     </w:r>

--- a/tillsyn/A 26031-2026 tillsynsbegäran.docx
+++ b/tillsyn/A 26031-2026 tillsynsbegäran.docx
@@ -613,7 +613,7 @@
     <w:r>
       <w:tab/>
       <w:tab/>
-      <w:t>2026-08-05</w:t>
+      <w:t>2026-08-07</w:t>
       <w:br/>
       <w:br/>
     </w:r>

--- a/tillsyn/A 26031-2026 tillsynsbegäran.docx
+++ b/tillsyn/A 26031-2026 tillsynsbegäran.docx
@@ -613,7 +613,7 @@
     <w:r>
       <w:tab/>
       <w:tab/>
-      <w:t>2026-08-07</w:t>
+      <w:t>2026-08-08</w:t>
       <w:br/>
       <w:br/>
     </w:r>

--- a/tillsyn/A 26031-2026 tillsynsbegäran.docx
+++ b/tillsyn/A 26031-2026 tillsynsbegäran.docx
@@ -60,7 +60,7 @@
         <w:spacing w:after="240"/>
       </w:pPr>
       <w:r>
-        <w:t>Figur 1. Fyndplatser för naturvårdsarter inom 25 meter från avverkningsanmälan. Markörer utan svart kant är placerade på fyndplatsen. Markörer med svart kant är placerade vid sidan av fyndplatsen har ett svart streck som visar fyndplatsens exakta position. Kartans mittpunktskoordinat är N 6719227, E 518131 i SWEREF 99 TM.</w:t>
+        <w:t>Figur 1. Fyndplatser för naturvårdsarter inom 25 meter från avverkningsanmälan. Markörer utan svart kant är placerade på fyndplatsen. Markörer med svart kant är placerade vid sidan av fyndplatsen och har ett svart streck som visar fyndplatsens exakta position. Kartans mittpunktskoordinat är N 6719227, E 518131 i SWEREF 99 TM.</w:t>
       </w:r>
     </w:p>
     <w:p>
@@ -613,7 +613,7 @@
     <w:r>
       <w:tab/>
       <w:tab/>
-      <w:t>2026-08-14</w:t>
+      <w:t>2026-08-15</w:t>
       <w:br/>
       <w:br/>
     </w:r>

--- a/tillsyn/A 26031-2026 tillsynsbegäran.docx
+++ b/tillsyn/A 26031-2026 tillsynsbegäran.docx
@@ -613,7 +613,7 @@
     <w:r>
       <w:tab/>
       <w:tab/>
-      <w:t>2026-08-15</w:t>
+      <w:t>2026-08-16</w:t>
       <w:br/>
       <w:br/>
     </w:r>

--- a/tillsyn/A 26031-2026 tillsynsbegäran.docx
+++ b/tillsyn/A 26031-2026 tillsynsbegäran.docx
@@ -613,7 +613,7 @@
     <w:r>
       <w:tab/>
       <w:tab/>
-      <w:t>2026-08-16</w:t>
+      <w:t>2026-08-17</w:t>
       <w:br/>
       <w:br/>
     </w:r>

--- a/tillsyn/A 26031-2026 tillsynsbegäran.docx
+++ b/tillsyn/A 26031-2026 tillsynsbegäran.docx
@@ -613,7 +613,7 @@
     <w:r>
       <w:tab/>
       <w:tab/>
-      <w:t>2026-08-17</w:t>
+      <w:t>2026-08-18</w:t>
       <w:br/>
       <w:br/>
     </w:r>

--- a/tillsyn/A 26031-2026 tillsynsbegäran.docx
+++ b/tillsyn/A 26031-2026 tillsynsbegäran.docx
@@ -613,7 +613,7 @@
     <w:r>
       <w:tab/>
       <w:tab/>
-      <w:t>2026-08-18</w:t>
+      <w:t>2026-08-19</w:t>
       <w:br/>
       <w:br/>
     </w:r>

--- a/tillsyn/A 26031-2026 tillsynsbegäran.docx
+++ b/tillsyn/A 26031-2026 tillsynsbegäran.docx
@@ -613,7 +613,7 @@
     <w:r>
       <w:tab/>
       <w:tab/>
-      <w:t>2026-08-19</w:t>
+      <w:t>2026-08-20</w:t>
       <w:br/>
       <w:br/>
     </w:r>

--- a/tillsyn/A 26031-2026 tillsynsbegäran.docx
+++ b/tillsyn/A 26031-2026 tillsynsbegäran.docx
@@ -613,7 +613,7 @@
     <w:r>
       <w:tab/>
       <w:tab/>
-      <w:t>2026-08-20</w:t>
+      <w:t>2026-08-21</w:t>
       <w:br/>
       <w:br/>
     </w:r>

--- a/tillsyn/A 26031-2026 tillsynsbegäran.docx
+++ b/tillsyn/A 26031-2026 tillsynsbegäran.docx
@@ -613,7 +613,7 @@
     <w:r>
       <w:tab/>
       <w:tab/>
-      <w:t>2026-08-21</w:t>
+      <w:t>2026-08-22</w:t>
       <w:br/>
       <w:br/>
     </w:r>

--- a/tillsyn/A 26031-2026 tillsynsbegäran.docx
+++ b/tillsyn/A 26031-2026 tillsynsbegäran.docx
@@ -613,7 +613,7 @@
     <w:r>
       <w:tab/>
       <w:tab/>
-      <w:t>2026-08-22</w:t>
+      <w:t>2026-08-23</w:t>
       <w:br/>
       <w:br/>
     </w:r>

--- a/tillsyn/A 26031-2026 tillsynsbegäran.docx
+++ b/tillsyn/A 26031-2026 tillsynsbegäran.docx
@@ -613,7 +613,7 @@
     <w:r>
       <w:tab/>
       <w:tab/>
-      <w:t>2026-08-23</w:t>
+      <w:t>2026-08-24</w:t>
       <w:br/>
       <w:br/>
     </w:r>

--- a/tillsyn/A 26031-2026 tillsynsbegäran.docx
+++ b/tillsyn/A 26031-2026 tillsynsbegäran.docx
@@ -613,7 +613,7 @@
     <w:r>
       <w:tab/>
       <w:tab/>
-      <w:t>2026-08-24</w:t>
+      <w:t>2026-08-25</w:t>
       <w:br/>
       <w:br/>
     </w:r>

--- a/tillsyn/A 26031-2026 tillsynsbegäran.docx
+++ b/tillsyn/A 26031-2026 tillsynsbegäran.docx
@@ -613,7 +613,7 @@
     <w:r>
       <w:tab/>
       <w:tab/>
-      <w:t>2026-08-25</w:t>
+      <w:t>2026-08-26</w:t>
       <w:br/>
       <w:br/>
     </w:r>

--- a/tillsyn/A 26031-2026 tillsynsbegäran.docx
+++ b/tillsyn/A 26031-2026 tillsynsbegäran.docx
@@ -613,7 +613,7 @@
     <w:r>
       <w:tab/>
       <w:tab/>
-      <w:t>2026-08-26</w:t>
+      <w:t>2026-08-27</w:t>
       <w:br/>
       <w:br/>
     </w:r>

--- a/tillsyn/A 26031-2026 tillsynsbegäran.docx
+++ b/tillsyn/A 26031-2026 tillsynsbegäran.docx
@@ -613,7 +613,7 @@
     <w:r>
       <w:tab/>
       <w:tab/>
-      <w:t>2026-08-27</w:t>
+      <w:t>2026-08-28</w:t>
       <w:br/>
       <w:br/>
     </w:r>

--- a/tillsyn/A 26031-2026 tillsynsbegäran.docx
+++ b/tillsyn/A 26031-2026 tillsynsbegäran.docx
@@ -613,7 +613,7 @@
     <w:r>
       <w:tab/>
       <w:tab/>
-      <w:t>2026-08-28</w:t>
+      <w:t>2026-08-29</w:t>
       <w:br/>
       <w:br/>
     </w:r>

--- a/tillsyn/A 26031-2026 tillsynsbegäran.docx
+++ b/tillsyn/A 26031-2026 tillsynsbegäran.docx
@@ -613,7 +613,7 @@
     <w:r>
       <w:tab/>
       <w:tab/>
-      <w:t>2026-08-29</w:t>
+      <w:t>2026-08-31</w:t>
       <w:br/>
       <w:br/>
     </w:r>

--- a/tillsyn/A 26031-2026 tillsynsbegäran.docx
+++ b/tillsyn/A 26031-2026 tillsynsbegäran.docx
@@ -613,7 +613,7 @@
     <w:r>
       <w:tab/>
       <w:tab/>
-      <w:t>2026-08-31</w:t>
+      <w:t>2026-09-01</w:t>
       <w:br/>
       <w:br/>
     </w:r>

--- a/tillsyn/A 26031-2026 tillsynsbegäran.docx
+++ b/tillsyn/A 26031-2026 tillsynsbegäran.docx
@@ -613,7 +613,7 @@
     <w:r>
       <w:tab/>
       <w:tab/>
-      <w:t>2026-09-01</w:t>
+      <w:t>2026-09-02</w:t>
       <w:br/>
       <w:br/>
     </w:r>

--- a/tillsyn/A 26031-2026 tillsynsbegäran.docx
+++ b/tillsyn/A 26031-2026 tillsynsbegäran.docx
@@ -613,7 +613,7 @@
     <w:r>
       <w:tab/>
       <w:tab/>
-      <w:t>2026-09-02</w:t>
+      <w:t>2026-09-03</w:t>
       <w:br/>
       <w:br/>
     </w:r>

--- a/tillsyn/A 26031-2026 tillsynsbegäran.docx
+++ b/tillsyn/A 26031-2026 tillsynsbegäran.docx
@@ -613,7 +613,7 @@
     <w:r>
       <w:tab/>
       <w:tab/>
-      <w:t>2026-09-03</w:t>
+      <w:t>2026-09-04</w:t>
       <w:br/>
       <w:br/>
     </w:r>

--- a/tillsyn/A 26031-2026 tillsynsbegäran.docx
+++ b/tillsyn/A 26031-2026 tillsynsbegäran.docx
@@ -613,7 +613,7 @@
     <w:r>
       <w:tab/>
       <w:tab/>
-      <w:t>2026-09-04</w:t>
+      <w:t>2026-09-05</w:t>
       <w:br/>
       <w:br/>
     </w:r>

--- a/tillsyn/A 26031-2026 tillsynsbegäran.docx
+++ b/tillsyn/A 26031-2026 tillsynsbegäran.docx
@@ -613,7 +613,7 @@
     <w:r>
       <w:tab/>
       <w:tab/>
-      <w:t>2026-09-05</w:t>
+      <w:t>2026-09-06</w:t>
       <w:br/>
       <w:br/>
     </w:r>

--- a/tillsyn/A 26031-2026 tillsynsbegäran.docx
+++ b/tillsyn/A 26031-2026 tillsynsbegäran.docx
@@ -613,7 +613,7 @@
     <w:r>
       <w:tab/>
       <w:tab/>
-      <w:t>2026-09-06</w:t>
+      <w:t>2026-09-07</w:t>
       <w:br/>
       <w:br/>
     </w:r>

--- a/tillsyn/A 26031-2026 tillsynsbegäran.docx
+++ b/tillsyn/A 26031-2026 tillsynsbegäran.docx
@@ -613,7 +613,7 @@
     <w:r>
       <w:tab/>
       <w:tab/>
-      <w:t>2026-09-07</w:t>
+      <w:t>2026-09-08</w:t>
       <w:br/>
       <w:br/>
     </w:r>

--- a/tillsyn/A 26031-2026 tillsynsbegäran.docx
+++ b/tillsyn/A 26031-2026 tillsynsbegäran.docx
@@ -613,7 +613,7 @@
     <w:r>
       <w:tab/>
       <w:tab/>
-      <w:t>2026-09-08</w:t>
+      <w:t>2026-09-09</w:t>
       <w:br/>
       <w:br/>
     </w:r>

--- a/tillsyn/A 26031-2026 tillsynsbegäran.docx
+++ b/tillsyn/A 26031-2026 tillsynsbegäran.docx
@@ -613,7 +613,7 @@
     <w:r>
       <w:tab/>
       <w:tab/>
-      <w:t>2026-09-09</w:t>
+      <w:t>2026-09-10</w:t>
       <w:br/>
       <w:br/>
     </w:r>

--- a/tillsyn/A 26031-2026 tillsynsbegäran.docx
+++ b/tillsyn/A 26031-2026 tillsynsbegäran.docx
@@ -613,7 +613,7 @@
     <w:r>
       <w:tab/>
       <w:tab/>
-      <w:t>2026-09-10</w:t>
+      <w:t>2026-09-11</w:t>
       <w:br/>
       <w:br/>
     </w:r>

--- a/tillsyn/A 26031-2026 tillsynsbegäran.docx
+++ b/tillsyn/A 26031-2026 tillsynsbegäran.docx
@@ -613,7 +613,7 @@
     <w:r>
       <w:tab/>
       <w:tab/>
-      <w:t>2026-09-11</w:t>
+      <w:t>2026-09-12</w:t>
       <w:br/>
       <w:br/>
     </w:r>
